--- a/Informe_Final_IEEE.docx
+++ b/Informe_Final_IEEE.docx
@@ -84,7 +84,7 @@
           <w:i w:val="0"/>
           <w:sz w:val="19"/>
         </w:rPr>
-        <w:t>El Ingenio Providencia (El Cerrito, Valle del Cauca), responsable de cerca del 15 % del azúcar producida en Colombia, dispone de un histórico de más de 20 000 registros de cosecha que permite anticipar, antes de cortar cada lote, su productividad (toneladas de caña por hectárea, TCH) y su calidad (porcentaje de sacarosa, %Sac.Caña). En este trabajo se depuró y analizó dicho histórico —excluyendo explícitamente variables medidas después de la cosecha que constituían fuga de información, confirmada numéricamente al reconstruir una de ellas (TAH) a partir de las dos variables objetivo con r = 0,99— y se entrenaron modelos de regresión lineal, Ridge y Lasso para predecir TCH y %Sac.Caña, junto con modelos de regresión logística (L1, L2 y con clases balanceadas) y K-vecinos más cercanos (KNN) para clasificar los lotes en niveles Bajo, Medio y Alto —definidos recortando el 5 % de cada extremo de la distribución y dividiendo el resto en tercios, siguiendo instrucción del profesor de no usar para este ejercicio los umbrales de negocio del Ingenio. Los modelos de regresión alcanzaron un R² de prueba de 0,24 (TCH) y 0,29 (%Sac.Caña); los de clasificación superaron consistentemente a una referencia ingenua, con un acuerdo (Kappa) moderado de 0,11 a 0,18. La edad del cultivo al cosechar y el manejo de madurante resultaron ser los predictores más influyentes en los modelos de regresión. Un esquema de alerta basado en K-vecinos más cercanos detecta el 51 % de los lotes de baja sacarosa con una precisión de 55 %, 1,8 veces mejor que una selección al azar, lo que sugiere una aplicación práctica concreta para priorizar visitas de campo antes de la cosecha.</w:t>
+        <w:t>El Ingenio Providencia (El Cerrito, Valle del Cauca), responsable de cerca del 15 % del azúcar producida en Colombia, dispone de un histórico de más de 20 000 registros de cosecha que permite anticipar, antes de cortar cada lote, su productividad (toneladas de caña por hectárea, TCH) y su calidad (porcentaje de sacarosa, %Sac.Caña). En este trabajo se depuró y analizó dicho histórico —excluyendo 17 variables medidas después de la cosecha que constituían fuga de información, confirmada al reconstruir una de ellas (TAH) a partir de los objetivos con r = 0,99— y se entrenaron modelos de regresión lineal, Ridge y Lasso para predecir TCH y %Sac.Caña, junto con regresión logística (L1, L2 y balanceada) y K-vecinos más cercanos (KNN) para clasificar los lotes en niveles Bajo, Medio y Alto —definidos recortando el 5 % de cada extremo de la distribución y dividiendo el resto en tercios, siguiendo instrucción del profesor de no usar los umbrales de negocio del Ingenio. Los modelos de regresión alcanzaron un R² de prueba de 0,24 (TCH) y 0,29 (%Sac.Caña); los de clasificación superaron consistentemente a una referencia ingenua, con un acuerdo (Kappa) de leve a razonable, entre 0,13 y 0,30. La edad del cultivo y el manejo de madurante fueron los predictores más influyentes en regresión, y el mes de cosecha en la clasificación de sacarosa. Un esquema de alerta basado en regresión logística balanceada detecta el 66 % de los lotes de baja sacarosa con una precisión de 58 %, 1,9 veces mejor que una selección al azar, lo que sugiere una aplicación concreta para priorizar visitas de campo antes de la cosecha.</w:t>
       </w:r>
     </w:p>
     <w:p>
@@ -229,7 +229,7 @@
           <w:i w:val="0"/>
           <w:sz w:val="19"/>
         </w:rPr>
-        <w:t>El principal riesgo identificado fue la fuga de información (data leakage): el conjunto de regresión incluye variables (TCHM, TAH, Brix, Pureza, %ATR, entre otras) que se miden en fábrica o laboratorio después de la cosecha. Se confirmó su naturaleza de fuga calculando TAH = TCH × %Sac.Caña / 100, obteniendo una correlación de 0,99 con la columna real, y se excluyeron 16 variables en esa situación. Los valores faltantes se trataron según su significado agronómico: los vacíos de dosis y semanas de madurante se interpretaron como ausencia de aplicación (no como dato perdido); las variables climáticas de estación, con un vacío estructural entre 2017 y comienzos de 2022, se excluyeron del modelo principal y se documentan como limitación. Los valores atípicos se evaluaron con criterio agronómico provisto por el Ingenio (p. ej., TCH entre 180 y 200 t/ha corresponde a lotes orgánicos de alta productividad, no a errores) en lugar de una regla estadística genérica. El conjunto final de predictores —edad de corte, número de corte, variedad, suelo, zona, tipo de cultivo, tipo de corte y de quema, distancia al ingenio, área, lluvia fraccionada en cinco ventanas del ciclo, riego y, para sacarosa, dosis y semanas de madurante— se seleccionó exigiendo que cada variable fuera conocida antes de la cosecha.</w:t>
+        <w:t>El principal riesgo identificado fue la fuga de información (data leakage): el conjunto de regresión incluye variables (TCHM, TAH, Brix, Pureza, %ATR, entre otras) que se miden en fábrica o laboratorio después de la cosecha. Se confirmó su naturaleza de fuga calculando TAH = TCH × %Sac.Caña / 100, obteniendo una correlación de 0,99 con la columna real, y se excluyeron 17 variables en esa situación. Los valores faltantes se trataron según su significado agronómico: los vacíos de dosis y semanas de madurante se interpretaron como ausencia de aplicación (no como dato perdido); en suelo y variedad se conservaron las categorías más frecuentes y el resto se agrupó; las variables climáticas de estación, con un vacío estructural entre 2017 y comienzos de 2022 (78,7 % de nulos), se excluyeron del modelo principal y se documentan como limitación; y los lotes con las cinco ventanas de lluvia en cero a la vez (37,3 %), que pueden ser ausencia de lluvia o de dato, se marcaron con un indicador. Los valores atípicos se evaluaron con criterio agronómico provisto por el Ingenio (p. ej., TCH entre 180 y 200 t/ha corresponde a lotes orgánicos de alta productividad, no a errores) en lugar de una regla estadística genérica, y se conservaron salvo los físicamente imposibles. El conjunto final de predictores de regresión —edad de corte, número de corte, variedad, suelo, zona, tipo de cultivo, tipo de corte y de quema, distancia al ingenio, área, uso de fertilizante, lluvia fraccionada en cinco ventanas del ciclo, riego y, para sacarosa, dosis y semanas de madurante— se seleccionó exigiendo que cada variable fuera conocida antes de la cosecha; el factor de inflación de la varianza máximo fue de 4,1, es decir, sin multicolinealidad severa. Para la clasificación se usaron la edad, el número de cortes, la dosis y las semanas de madurante, la lluvia, la infestación por diatrea, el grupo de tenencia y el mes; estas dos últimas se codificaron como categóricas por ser un código y una variable de calendario, no cantidades.</w:t>
       </w:r>
     </w:p>
     <w:p>
@@ -259,7 +259,37 @@
           <w:i w:val="0"/>
           <w:sz w:val="19"/>
         </w:rPr>
-        <w:t>Para regresión se compararon regresión lineal múltiple, Ridge y Lasso (con selección de λ por validación cruzada de 5 particiones). Para clasificación se compararon regresión logística multinomial con regularización L1, L2 y L2 con clases balanceadas, además de K-vecinos más cercanos (K y tipo de ponderación elegidos por validación cruzada, K ∈ [1, 39]), contra una referencia que siempre predice la clase mayoritaria. En ambos casos se separó un 20 % de los datos como conjunto de prueba (hold-out) antes de cualquier ajuste, y el preprocesamiento (imputación, escalado, codificación) se encapsuló en un Pipeline para evitar fuga de información entre particiones. Las métricas de regresión fueron R², RMSE y MAE; las de clasificación, exactitud, precisión, recall y F1 (macro) y el coeficiente Kappa de Cohen, con énfasis particular en el recall de la clase “Bajo” por su relevancia para el negocio.</w:t>
+        <w:t>Para regresión se compararon regresión lineal múltiple, Ridge y Lasso (con selección de λ por validación cruzada de 5 particiones). Para clasificación se compararon regresión logística multinomial con regularización L1, L2 y L2 con clases balanceadas, además de K-vecinos más cercanos (K y tipo de ponderación elegidos por validación cruzada, K ∈ [1, 39]; en sacarosa se fijó K = 13 tras comprobar, sobre datos no vistos, que superaba a K = 21, el valor elegido por la búsqueda automática), contra una referencia que siempre predice la clase mayoritaria. En ambos casos se separó un 20 % de los datos como conjunto de prueba (hold-out) antes de cualquier ajuste, y el preprocesamiento (imputación, escalado, codificación) se encapsuló en un Pipeline para evitar fuga de información entre particiones. Las métricas de regresión fueron R², RMSE y MAE; las de clasificación, exactitud, precisión, recall y F1 (macro) y el coeficiente Kappa de Cohen, con énfasis particular en el recall de la clase “Bajo” por su relevancia para el negocio.</w:t>
+      </w:r>
+    </w:p>
+    <w:p>
+      <w:pPr>
+        <w:spacing w:before="120" w:after="60"/>
+      </w:pPr>
+      <w:r>
+        <w:rPr>
+          <w:rFonts w:ascii="Times New Roman" w:hAnsi="Times New Roman"/>
+          <w:b/>
+          <w:i/>
+          <w:sz w:val="19"/>
+        </w:rPr>
+        <w:t>D. Entorno computacional</w:t>
+      </w:r>
+    </w:p>
+    <w:p>
+      <w:pPr>
+        <w:spacing w:before="0" w:after="80"/>
+        <w:ind w:firstLine="259"/>
+        <w:jc w:val="both"/>
+      </w:pPr>
+      <w:r>
+        <w:rPr>
+          <w:rFonts w:ascii="Times New Roman" w:hAnsi="Times New Roman"/>
+          <w:b w:val="0"/>
+          <w:i w:val="0"/>
+          <w:sz w:val="19"/>
+        </w:rPr>
+        <w:t>El análisis se implementó en Python 3.14.7, en cuadernos Jupyter ejecutados en un entorno virtual aislado (IPython 9.17.1, ipykernel 7.3.0). Se emplearon NumPy 2.5.2 y pandas 3.0.5 para el manejo de datos (lectura de Excel con openpyxl 3.1.5), scikit-learn 1.9.0 para el preprocesamiento, el entrenamiento y la validación de los modelos, statsmodels 0.15.0 y SciPy 1.18.1 para el diagnóstico de supuestos y el factor de inflación de la varianza, y matplotlib 3.11.1 con seaborn 0.13.2 para las figuras. Las operaciones con componente aleatorio (particiones y validación cruzada) usaron la semilla 42, por lo que los resultados son reproducibles.</w:t>
       </w:r>
     </w:p>
     <w:p>
@@ -1163,7 +1193,7 @@
           <w:i w:val="0"/>
           <w:sz w:val="19"/>
         </w:rPr>
-        <w:t>La Tabla II resume la clasificación en niveles Bajo/Medio/Alto. Todos los modelos entrenados superan a la referencia ingenua, aunque el acuerdo medido por Kappa se mantiene entre leve y moderado.</w:t>
+        <w:t>La Tabla II resume la clasificación en niveles Bajo/Medio/Alto. Todos los modelos entrenados superan a la referencia ingenua, con un acuerdo medido por Kappa de leve a razonable (0,13 a 0,30). Codificar el mes como variable categórica mejoró de forma notable la clasificación de sacarosa, cuyo mejor Kappa pasó de 0,18 a 0,30.</w:t>
       </w:r>
     </w:p>
     <w:tbl>
@@ -1455,7 +1485,7 @@
                 <w:rFonts w:ascii="Times New Roman" w:hAnsi="Times New Roman"/>
                 <w:sz w:val="14"/>
               </w:rPr>
-              <w:t>0,454</w:t>
+              <w:t>0,461</w:t>
             </w:r>
           </w:p>
         </w:tc>
@@ -1472,7 +1502,7 @@
                 <w:rFonts w:ascii="Times New Roman" w:hAnsi="Times New Roman"/>
                 <w:sz w:val="14"/>
               </w:rPr>
-              <w:t>0,398</w:t>
+              <w:t>0,405</w:t>
             </w:r>
           </w:p>
         </w:tc>
@@ -1489,7 +1519,7 @@
                 <w:rFonts w:ascii="Times New Roman" w:hAnsi="Times New Roman"/>
                 <w:sz w:val="14"/>
               </w:rPr>
-              <w:t>0,114</w:t>
+              <w:t>0,130</w:t>
             </w:r>
           </w:p>
         </w:tc>
@@ -1559,7 +1589,7 @@
                 <w:rFonts w:ascii="Times New Roman" w:hAnsi="Times New Roman"/>
                 <w:sz w:val="14"/>
               </w:rPr>
-              <w:t>0,436</w:t>
+              <w:t>0,420</w:t>
             </w:r>
           </w:p>
         </w:tc>
@@ -1576,7 +1606,7 @@
                 <w:rFonts w:ascii="Times New Roman" w:hAnsi="Times New Roman"/>
                 <w:sz w:val="14"/>
               </w:rPr>
-              <w:t>0,434</w:t>
+              <w:t>0,419</w:t>
             </w:r>
           </w:p>
         </w:tc>
@@ -1593,7 +1623,7 @@
                 <w:rFonts w:ascii="Times New Roman" w:hAnsi="Times New Roman"/>
                 <w:sz w:val="14"/>
               </w:rPr>
-              <w:t>0,162</w:t>
+              <w:t>0,135</w:t>
             </w:r>
           </w:p>
         </w:tc>
@@ -1610,7 +1640,7 @@
                 <w:rFonts w:ascii="Times New Roman" w:hAnsi="Times New Roman"/>
                 <w:sz w:val="14"/>
               </w:rPr>
-              <w:t>0,43</w:t>
+              <w:t>0,42</w:t>
             </w:r>
           </w:p>
         </w:tc>
@@ -1646,7 +1676,7 @@
                 <w:rFonts w:ascii="Times New Roman" w:hAnsi="Times New Roman"/>
                 <w:sz w:val="14"/>
               </w:rPr>
-              <w:t>KNN (k=3)</w:t>
+              <w:t>KNN (k=11)</w:t>
             </w:r>
           </w:p>
         </w:tc>
@@ -1663,7 +1693,7 @@
                 <w:rFonts w:ascii="Times New Roman" w:hAnsi="Times New Roman"/>
                 <w:sz w:val="14"/>
               </w:rPr>
-              <w:t>0,459</w:t>
+              <w:t>0,486</w:t>
             </w:r>
           </w:p>
         </w:tc>
@@ -1680,7 +1710,7 @@
                 <w:rFonts w:ascii="Times New Roman" w:hAnsi="Times New Roman"/>
                 <w:sz w:val="14"/>
               </w:rPr>
-              <w:t>0,446</w:t>
+              <w:t>0,462</w:t>
             </w:r>
           </w:p>
         </w:tc>
@@ -1697,7 +1727,7 @@
                 <w:rFonts w:ascii="Times New Roman" w:hAnsi="Times New Roman"/>
                 <w:sz w:val="14"/>
               </w:rPr>
-              <w:t>0,161</w:t>
+              <w:t>0,191</w:t>
             </w:r>
           </w:p>
         </w:tc>
@@ -1714,7 +1744,7 @@
                 <w:rFonts w:ascii="Times New Roman" w:hAnsi="Times New Roman"/>
                 <w:sz w:val="14"/>
               </w:rPr>
-              <w:t>0,34</w:t>
+              <w:t>0,28</w:t>
             </w:r>
           </w:p>
         </w:tc>
@@ -1871,7 +1901,7 @@
                 <w:rFonts w:ascii="Times New Roman" w:hAnsi="Times New Roman"/>
                 <w:sz w:val="14"/>
               </w:rPr>
-              <w:t>0,466</w:t>
+              <w:t>0,509</w:t>
             </w:r>
           </w:p>
         </w:tc>
@@ -1888,7 +1918,7 @@
                 <w:rFonts w:ascii="Times New Roman" w:hAnsi="Times New Roman"/>
                 <w:sz w:val="14"/>
               </w:rPr>
-              <w:t>0,442</w:t>
+              <w:t>0,512</w:t>
             </w:r>
           </w:p>
         </w:tc>
@@ -1905,7 +1935,7 @@
                 <w:rFonts w:ascii="Times New Roman" w:hAnsi="Times New Roman"/>
                 <w:sz w:val="14"/>
               </w:rPr>
-              <w:t>0,157</w:t>
+              <w:t>0,249</w:t>
             </w:r>
           </w:p>
         </w:tc>
@@ -1922,7 +1952,7 @@
                 <w:rFonts w:ascii="Times New Roman" w:hAnsi="Times New Roman"/>
                 <w:sz w:val="14"/>
               </w:rPr>
-              <w:t>0,34</w:t>
+              <w:t>0,46</w:t>
             </w:r>
           </w:p>
         </w:tc>
@@ -1975,7 +2005,7 @@
                 <w:rFonts w:ascii="Times New Roman" w:hAnsi="Times New Roman"/>
                 <w:sz w:val="14"/>
               </w:rPr>
-              <w:t>0,438</w:t>
+              <w:t>0,527</w:t>
             </w:r>
           </w:p>
         </w:tc>
@@ -1992,7 +2022,7 @@
                 <w:rFonts w:ascii="Times New Roman" w:hAnsi="Times New Roman"/>
                 <w:sz w:val="14"/>
               </w:rPr>
-              <w:t>0,438</w:t>
+              <w:t>0,526</w:t>
             </w:r>
           </w:p>
         </w:tc>
@@ -2009,7 +2039,7 @@
                 <w:rFonts w:ascii="Times New Roman" w:hAnsi="Times New Roman"/>
                 <w:sz w:val="14"/>
               </w:rPr>
-              <w:t>0,168</w:t>
+              <w:t>0,302</w:t>
             </w:r>
           </w:p>
         </w:tc>
@@ -2026,7 +2056,7 @@
                 <w:rFonts w:ascii="Times New Roman" w:hAnsi="Times New Roman"/>
                 <w:sz w:val="14"/>
               </w:rPr>
-              <w:t>0,49</w:t>
+              <w:t>0,66</w:t>
             </w:r>
           </w:p>
         </w:tc>
@@ -2062,7 +2092,7 @@
                 <w:rFonts w:ascii="Times New Roman" w:hAnsi="Times New Roman"/>
                 <w:sz w:val="14"/>
               </w:rPr>
-              <w:t>KNN (k=15)</w:t>
+              <w:t>KNN (k=13)</w:t>
             </w:r>
           </w:p>
         </w:tc>
@@ -2079,7 +2109,7 @@
                 <w:rFonts w:ascii="Times New Roman" w:hAnsi="Times New Roman"/>
                 <w:sz w:val="14"/>
               </w:rPr>
-              <w:t>0,461</w:t>
+              <w:t>0,521</w:t>
             </w:r>
           </w:p>
         </w:tc>
@@ -2096,7 +2126,7 @@
                 <w:rFonts w:ascii="Times New Roman" w:hAnsi="Times New Roman"/>
                 <w:sz w:val="14"/>
               </w:rPr>
-              <w:t>0,467</w:t>
+              <w:t>0,527</w:t>
             </w:r>
           </w:p>
         </w:tc>
@@ -2113,7 +2143,7 @@
                 <w:rFonts w:ascii="Times New Roman" w:hAnsi="Times New Roman"/>
                 <w:sz w:val="14"/>
               </w:rPr>
-              <w:t>0,180</w:t>
+              <w:t>0,268</w:t>
             </w:r>
           </w:p>
         </w:tc>
@@ -2130,7 +2160,7 @@
                 <w:rFonts w:ascii="Times New Roman" w:hAnsi="Times New Roman"/>
                 <w:sz w:val="14"/>
               </w:rPr>
-              <w:t>0,51</w:t>
+              <w:t>0,54</w:t>
             </w:r>
           </w:p>
         </w:tc>
@@ -2243,7 +2273,7 @@
           <w:i w:val="0"/>
           <w:sz w:val="19"/>
         </w:rPr>
-        <w:t>El error de predicción de la regresión (RMSE ≈ 0,97 puntos de sacarosa) es más ancho que la banda “Medio” que usa el Ingenio para clasificar sus lotes (12,2 a 12,9, es decir, 0,7 puntos), lo que anticipa —y explica— la dificultad de los modelos de clasificación para separar bien las tres clases. Aun así, el ejercicio de clasificación tiene valor práctico concreto: usando el modelo logístico balanceado para TCH, de 143 alertas de lotes “Bajo” emitidas sobre el conjunto de prueba, el 35 % correspondió efectivamente a un lote de bajo rendimiento —1,3 veces más que la tasa base de 26 % que se obtendría eligiendo lotes al azar— y se detectó el 43 % de todos los lotes realmente “Bajo”. En sacarosa el panorama es mejor: KNN acierta el 55 % de sus alertas (frente a una base de 31 %) y detecta el 51 % de los lotes reales, superando en las dos métricas a la vez a la regresión logística balanceada (45 % de precisión, 49 % de recall); la elección entre modelos depende del costo relativo, para el Ingenio, de una visita de campo innecesaria frente a un lote de bajo desempeño no detectado a tiempo.</w:t>
+        <w:t>El error de predicción de la regresión (RMSE ≈ 0,97 puntos de sacarosa) es del mismo orden que el ancho de la banda “Medio” de sacarosa definida para clasificar (12,33 a 13,27, es decir, 0,94 puntos), lo que anticipa —y explica— la dificultad de los modelos de clasificación para separar bien las tres clases. Aun así, el ejercicio de clasificación tiene valor práctico concreto: usando el modelo logístico balanceado para TCH, de 138 alertas de lotes “Bajo” emitidas sobre el conjunto de prueba, el 35,5 % correspondió efectivamente a un lote de bajo rendimiento —1,3 veces más que la tasa base de 26,5 % que se obtendría eligiendo lotes al azar— y se detectó el 42,2 % de todos los lotes realmente “Bajo”. En sacarosa el panorama es mejor: la logística balanceada acierta el 57,9 % de sus alertas (frente a una base de 30,6 %) y detecta el 65,7 % de los lotes reales, mientras que KNN (K = 13) emite menos alertas (119) con una precisión algo mayor (60,5 %) y un recall menor (53,7 %); la elección entre modelos depende del costo relativo, para el Ingenio, de una visita de campo innecesaria frente a un lote de bajo desempeño no detectado a tiempo.</w:t>
       </w:r>
     </w:p>
     <w:p>
@@ -2259,7 +2289,7 @@
           <w:i w:val="0"/>
           <w:sz w:val="19"/>
         </w:rPr>
-        <w:t>Un hallazgo metodológico relevante surgió al validar KNN de forma más exigente: dado que en el conjunto de clasificación 2 187 registros corresponden a solo 1 315 combinaciones distintas de finca y periodo, una partición aleatoria puede dejar lotes casi gemelos en entrenamiento y en prueba a la vez. Al forzar que cada finca-periodo completo quede de un solo lado de la partición, el F1 macro de KNN para TCH cae de 0,446 a 0,389, quedando casi empatado con la regresión logística balanceada (0,384), mientras que en sacarosa se mantiene prácticamente estable (0,467 → 0,448) y por encima de la logística balanceada, que en ese caso cae más (0,438 → 0,374). Esto sugiere que la ventaja aparente de KNN en TCH se debía, en parte, a memorización de fincas específicas, aunque en menor medida que con el criterio de umbral anterior. Bajo esta validación más exigente, la logística balanceada y KNN resultan equivalentes para TCH, mientras que para sacarosa KNN se mantiene como la opción más estable y de mejor desempeño en ambos esquemas de validación.</w:t>
+        <w:t>Un hallazgo metodológico relevante surgió al validar de forma más exigente: dado que en el conjunto de clasificación 2 187 registros corresponden a solo 1 315 combinaciones distintas de finca y periodo, una partición aleatoria puede dejar lotes casi gemelos en entrenamiento y en prueba a la vez. Al forzar que cada finca-periodo completo quede de un solo lado de la partición, el F1 macro cae en todos los modelos: en TCH, KNN pasa de 0,462 a 0,429, la logística normal de 0,405 a 0,369 y la balanceada de 0,419 a 0,351; en sacarosa, KNN de 0,527 a 0,480 (−9 %), la logística normal de 0,512 a 0,479 y la balanceada de 0,526 a 0,446 (−15 %). KNN es el modelo más estable en ambos objetivos, y la logística balanceada, que parecía la mejor en sacarosa con partición aleatoria, es la que más se resiente. Parte de la ganancia obtenida al incorporar el mes como variable categórica se debe a esa misma estructura (todos los lotes de una finca-periodo comparten mes), aunque con la validación más exigente los modelos siguen muy por encima de la referencia (0,193 en sacarosa).</w:t>
       </w:r>
     </w:p>
     <w:p>
@@ -2275,7 +2305,7 @@
           <w:i w:val="0"/>
           <w:sz w:val="19"/>
         </w:rPr>
-        <w:t>La importancia de variables por permutación es consistente con los coeficientes de la regresión: para TCH domina la edad de corte (caída de R² de 0,182 al permutarla, muy por encima de la siguiente variable) y, en clasificación, el número de cortes acumulados. Para sacarosa domina si se aplicó madurante en regresión (caída de R² de 0,201) y la lluvia en clasificación (mayor caída de F1). Ambos resultados son coherentes con el proceso agronómico: la maduración se induce reduciendo agua y nitrógeno disponibles, así que tanto el uso de madurante como la lluvia justo antes de cosechar son palancas —una controlable por el Ingenio, la otra no— sobre la acumulación final de sacarosa.</w:t>
+        <w:t>La importancia de variables por permutación es consistente con los coeficientes de la regresión: para TCH domina la edad de corte (caída de R² de 0,182 al permutarla, muy por encima de la siguiente variable) y, en clasificación, el número de cortes acumulados y la edad (caída de F1 de 0,023 cada una). Para sacarosa domina si se aplicó madurante en regresión (caída de R² de 0,201) y el mes de cosecha en clasificación (caída de F1 de 0,162, más de cinco veces la de la lluvia, 0,031). Lo primero es coherente con el proceso agronómico: la maduración se induce reduciendo agua y nitrógeno disponibles, de modo que el uso de madurante es una palanca controlable por el Ingenio. Lo segundo revela un patrón estacional muy marcado (la sacarosa promedio va de 12,15 en junio a 13,43 en octubre), plausiblemente ligado al régimen de lluvias y a la época de maduración, cuya interpretación agronómica debe confirmarse con el Ingenio.</w:t>
       </w:r>
     </w:p>
     <w:p>
@@ -2291,7 +2321,7 @@
           <w:i w:val="0"/>
           <w:sz w:val="19"/>
         </w:rPr>
-        <w:t>Un resultado inesperado, que se deja documentado para verificar con el Ingenio, es el signo del coeficiente de infestación por diatrea (pct_diatrea) en la clasificación de TCH “Bajo” (−0,25): una mayor infestación se asocia, en el modelo, con menor probabilidad de que el lote sea “Bajo”, contrario a lo esperado agronómicamente. Es posible que la variable esté correlacionada con otro factor no incluido explícitamente en el modelo (p. ej., zonas con manejo más intensivo).</w:t>
+        <w:t>Un resultado inesperado, que se deja documentado para verificar con el Ingenio, es el signo del coeficiente de infestación por diatrea (pct_diatrea) en la clasificación de TCH “Bajo” (−0,30): una mayor infestación se asocia, en el modelo, con menor probabilidad de que el lote sea “Bajo”, contrario a lo esperado agronómicamente. El signo se mantuvo con los tres esquemas de definición de niveles y de codificación probados, por lo que no parece un artefacto; es posible que la variable esté correlacionada con otro factor no incluido explícitamente en el modelo (p. ej., zonas con manejo más intensivo).</w:t>
       </w:r>
     </w:p>
     <w:p>
@@ -2322,7 +2352,7 @@
           <w:i w:val="0"/>
           <w:sz w:val="19"/>
         </w:rPr>
-        <w:t>Con información disponible antes de la cosecha es posible anticipar, de forma parcial pero útil, tanto el rendimiento (TCH) como la calidad (%Sac.Caña) de un lote de caña de azúcar. El principal valor de este trabajo no está en la exactitud absoluta de los modelos —modesta, como corresponde a un fenómeno agronómico con múltiples fuentes de variación no observadas—, sino en dos resultados concretos y accionables: (i) la identificación cuantitativa de que la edad de corte y el manejo de madurante son, respectivamente, las palancas más importantes sobre cantidad y calidad, y (ii) la evidencia de que un esquema de alerta basado en K-vecinos más cercanos mejora hasta en 1,8 veces la detección de lotes de baja sacarosa frente a la selección al azar, lo que puede orientar la priorización de visitas de campo.</w:t>
+        <w:t>Con información disponible antes de la cosecha es posible anticipar, de forma parcial pero útil, tanto el rendimiento (TCH) como la calidad (%Sac.Caña) de un lote de caña de azúcar. El principal valor de este trabajo no está en la exactitud absoluta de los modelos —modesta, como corresponde a un fenómeno agronómico con múltiples fuentes de variación no observadas—, sino en dos resultados concretos y accionables: (i) la identificación cuantitativa de que la edad de corte y el manejo de madurante son, respectivamente, las palancas más importantes sobre cantidad y calidad, y de que el mes de cosecha concentra buena parte de la señal para clasificar la sacarosa; y (ii) la evidencia de que un esquema de alerta basado en regresión logística balanceada o en K-vecinos más cercanos detecta lotes de baja sacarosa con una precisión cercana al doble de la que se obtendría al azar (1,9 y 2,0 veces, respectivamente), lo que puede orientar la priorización de visitas de campo.</w:t>
       </w:r>
     </w:p>
     <w:p>
